--- a/static/downloads/en/docx/layer-6/version-history.docx
+++ b/static/downloads/en/docx/layer-6/version-history.docx
@@ -87,7 +87,7 @@
         <w:t xml:space="preserve"> </w:t>
       </w:r>
       <w:r>
-        <w:t xml:space="preserve">2026-04-28</w:t>
+        <w:t xml:space="preserve">2026-04-29</w:t>
       </w:r>
     </w:p>
     <w:p>

--- a/static/downloads/en/docx/layer-6/version-history.docx
+++ b/static/downloads/en/docx/layer-6/version-history.docx
@@ -87,7 +87,7 @@
         <w:t xml:space="preserve"> </w:t>
       </w:r>
       <w:r>
-        <w:t xml:space="preserve">2026-06-26</w:t>
+        <w:t xml:space="preserve">2026-07-07</w:t>
       </w:r>
     </w:p>
     <w:p>
@@ -238,10 +238,10 @@
     </w:p>
     <w:p>
       <w:pPr>
-        <w:pStyle w:val="BlockText"/>
-      </w:pPr>
-      <w:r>
-        <w:t xml:space="preserve">The authoritative human-readable record of all adopted changes to your community’s RCOS implementation. The currently active version is the most recent entry at the top of this file. Superseded rules remain accessible via version control.</w:t>
+        <w:pStyle w:val="FirstParagraph"/>
+      </w:pPr>
+      <w:r>
+        <w:t xml:space="preserve">&gt; The authoritative human-readable record of all adopted changes to your community’s RCOS implementation. The currently active version is the most recent entry at the top of this file. Superseded rules remain accessible via version control.</w:t>
       </w:r>
     </w:p>
     <w:p>
@@ -435,8 +435,14 @@
     </w:p>
     <w:p>
       <w:pPr>
-        <w:pStyle w:val="BlockText"/>
-      </w:pPr>
+        <w:pStyle w:val="BodyText"/>
+      </w:pPr>
+      <w:r>
+        <w:t xml:space="preserve">&gt;</w:t>
+      </w:r>
+      <w:r>
+        <w:t xml:space="preserve"> </w:t>
+      </w:r>
       <w:r>
         <w:rPr>
           <w:b/>
@@ -444,13 +450,17 @@
         </w:rPr>
         <w:t xml:space="preserve">Rationale — Why record every adopted change</w:t>
       </w:r>
-    </w:p>
-    <w:p>
-      <w:pPr>
-        <w:pStyle w:val="BlockText"/>
-      </w:pPr>
-      <w:r>
-        <w:t xml:space="preserve">Governance that cannot point to</w:t>
+      <w:r>
+        <w:t xml:space="preserve"> </w:t>
+      </w:r>
+      <w:r>
+        <w:t xml:space="preserve">&gt;</w:t>
+      </w:r>
+      <w:r>
+        <w:t xml:space="preserve"> </w:t>
+      </w:r>
+      <w:r>
+        <w:t xml:space="preserve">&gt; Governance that cannot point to</w:t>
       </w:r>
       <w:r>
         <w:t xml:space="preserve"> </w:t>
@@ -467,8 +477,14 @@
     </w:p>
     <w:p>
       <w:pPr>
-        <w:pStyle w:val="BlockText"/>
-      </w:pPr>
+        <w:pStyle w:val="BodyText"/>
+      </w:pPr>
+      <w:r>
+        <w:t xml:space="preserve">&gt;</w:t>
+      </w:r>
+      <w:r>
+        <w:t xml:space="preserve"> </w:t>
+      </w:r>
       <w:r>
         <w:rPr>
           <w:b/>
@@ -476,13 +492,17 @@
         </w:rPr>
         <w:t xml:space="preserve">Instructions — How to fill this in</w:t>
       </w:r>
-    </w:p>
-    <w:p>
-      <w:pPr>
-        <w:pStyle w:val="BlockText"/>
-      </w:pPr>
-      <w:r>
-        <w:t xml:space="preserve">Use the entry template below for every adopted change. New entries are prepended above the most recent. Do not edit historical entries — corrections are recorded as new entries.</w:t>
+      <w:r>
+        <w:t xml:space="preserve"> </w:t>
+      </w:r>
+      <w:r>
+        <w:t xml:space="preserve">&gt;</w:t>
+      </w:r>
+      <w:r>
+        <w:t xml:space="preserve"> </w:t>
+      </w:r>
+      <w:r>
+        <w:t xml:space="preserve">&gt; Use the entry template below for every adopted change. New entries are prepended above the most recent. Do not edit historical entries — corrections are recorded as new entries.</w:t>
       </w:r>
     </w:p>
     <w:p>
@@ -929,6 +949,9 @@
       </w:r>
       <w:r>
         <w:t xml:space="preserve"> </w:t>
+      </w:r>
+      <w:r>
+        <w:t xml:space="preserve">&lt;YYYY-MM-DD&gt;</w:t>
       </w:r>
     </w:p>
     <w:p>

--- a/static/downloads/en/docx/layer-6/version-history.docx
+++ b/static/downloads/en/docx/layer-6/version-history.docx
@@ -87,7 +87,7 @@
         <w:t xml:space="preserve"> </w:t>
       </w:r>
       <w:r>
-        <w:t xml:space="preserve">2026-07-07</w:t>
+        <w:t xml:space="preserve">2026-08-31</w:t>
       </w:r>
     </w:p>
     <w:p>
